--- a/HBA - CBL Questions.docx
+++ b/HBA - CBL Questions.docx
@@ -149,13 +149,8 @@
         </w:rPr>
       </w:pPr>
       <w:r>
-        <w:rPr>
-          <w:noProof/>
-        </w:rPr>
-      </w:r>
-      <w:r>
-        <w:pict w14:anchorId="04BA8ADD">
-          <v:rect id="Horizontal Line 367" o:spid="_x0000_s1090" style="width:451.3pt;height:.1pt;visibility:visible;mso-wrap-style:square;mso-left-percent:-10001;mso-top-percent:-10001;mso-position-horizontal:absolute;mso-position-horizontal-relative:char;mso-position-vertical:absolute;mso-position-vertical-relative:line;mso-left-percent:-10001;mso-top-percent:-10001;v-text-anchor:top" o:gfxdata="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" filled="f">
+        <w:pict w14:anchorId="18F62FF4">
+          <v:rect id="Horizontal Line 367" o:spid="_x0000_s1090" alt="" style="width:451.3pt;height:.1pt;visibility:visible;mso-wrap-style:square;mso-width-percent:0;mso-height-percent:0;mso-left-percent:-10001;mso-top-percent:-10001;mso-position-horizontal:absolute;mso-position-horizontal-relative:char;mso-position-vertical:absolute;mso-position-vertical-relative:line;mso-width-percent:0;mso-height-percent:0;mso-left-percent:-10001;mso-top-percent:-10001;v-text-anchor:top" filled="f">
             <o:lock v:ext="edit" rotation="t" aspectratio="t" verticies="t" text="t" shapetype="t"/>
             <w10:anchorlock/>
           </v:rect>
@@ -282,13 +277,8 @@
         </w:rPr>
       </w:pPr>
       <w:r>
-        <w:rPr>
-          <w:noProof/>
-        </w:rPr>
-      </w:r>
-      <w:r>
-        <w:pict w14:anchorId="24FA7B48">
-          <v:rect id="Horizontal Line 368" o:spid="_x0000_s1089" style="width:451.3pt;height:.1pt;visibility:visible;mso-wrap-style:square;mso-left-percent:-10001;mso-top-percent:-10001;mso-position-horizontal:absolute;mso-position-horizontal-relative:char;mso-position-vertical:absolute;mso-position-vertical-relative:line;mso-left-percent:-10001;mso-top-percent:-10001;v-text-anchor:top" o:gfxdata="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" filled="f">
+        <w:pict w14:anchorId="4873B21D">
+          <v:rect id="Horizontal Line 368" o:spid="_x0000_s1089" alt="" style="width:451.3pt;height:.1pt;visibility:visible;mso-wrap-style:square;mso-width-percent:0;mso-height-percent:0;mso-left-percent:-10001;mso-top-percent:-10001;mso-position-horizontal:absolute;mso-position-horizontal-relative:char;mso-position-vertical:absolute;mso-position-vertical-relative:line;mso-width-percent:0;mso-height-percent:0;mso-left-percent:-10001;mso-top-percent:-10001;v-text-anchor:top" filled="f">
             <o:lock v:ext="edit" rotation="t" aspectratio="t" verticies="t" text="t" shapetype="t"/>
             <w10:anchorlock/>
           </v:rect>
@@ -423,13 +413,8 @@
         </w:rPr>
       </w:pPr>
       <w:r>
-        <w:rPr>
-          <w:noProof/>
-        </w:rPr>
-      </w:r>
-      <w:r>
-        <w:pict w14:anchorId="0A7E35DF">
-          <v:rect id="Horizontal Line 369" o:spid="_x0000_s1088" style="width:451.3pt;height:.1pt;visibility:visible;mso-wrap-style:square;mso-left-percent:-10001;mso-top-percent:-10001;mso-position-horizontal:absolute;mso-position-horizontal-relative:char;mso-position-vertical:absolute;mso-position-vertical-relative:line;mso-left-percent:-10001;mso-top-percent:-10001;v-text-anchor:top" o:gfxdata="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" filled="f">
+        <w:pict w14:anchorId="77649A83">
+          <v:rect id="Horizontal Line 369" o:spid="_x0000_s1088" alt="" style="width:451.3pt;height:.1pt;visibility:visible;mso-wrap-style:square;mso-width-percent:0;mso-height-percent:0;mso-left-percent:-10001;mso-top-percent:-10001;mso-position-horizontal:absolute;mso-position-horizontal-relative:char;mso-position-vertical:absolute;mso-position-vertical-relative:line;mso-width-percent:0;mso-height-percent:0;mso-left-percent:-10001;mso-top-percent:-10001;v-text-anchor:top" filled="f">
             <o:lock v:ext="edit" rotation="t" aspectratio="t" verticies="t" text="t" shapetype="t"/>
             <w10:anchorlock/>
           </v:rect>
@@ -556,13 +541,8 @@
         </w:rPr>
       </w:pPr>
       <w:r>
-        <w:rPr>
-          <w:noProof/>
-        </w:rPr>
-      </w:r>
-      <w:r>
-        <w:pict w14:anchorId="6CC2B5FE">
-          <v:rect id="Horizontal Line 370" o:spid="_x0000_s1087" style="width:451.3pt;height:.1pt;visibility:visible;mso-wrap-style:square;mso-left-percent:-10001;mso-top-percent:-10001;mso-position-horizontal:absolute;mso-position-horizontal-relative:char;mso-position-vertical:absolute;mso-position-vertical-relative:line;mso-left-percent:-10001;mso-top-percent:-10001;v-text-anchor:top" o:gfxdata="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" filled="f">
+        <w:pict w14:anchorId="6A689867">
+          <v:rect id="Horizontal Line 370" o:spid="_x0000_s1087" alt="" style="width:451.3pt;height:.1pt;visibility:visible;mso-wrap-style:square;mso-width-percent:0;mso-height-percent:0;mso-left-percent:-10001;mso-top-percent:-10001;mso-position-horizontal:absolute;mso-position-horizontal-relative:char;mso-position-vertical:absolute;mso-position-vertical-relative:line;mso-width-percent:0;mso-height-percent:0;mso-left-percent:-10001;mso-top-percent:-10001;v-text-anchor:top" filled="f">
             <o:lock v:ext="edit" rotation="t" aspectratio="t" verticies="t" text="t" shapetype="t"/>
             <w10:anchorlock/>
           </v:rect>
@@ -689,13 +669,8 @@
         </w:rPr>
       </w:pPr>
       <w:r>
-        <w:rPr>
-          <w:noProof/>
-        </w:rPr>
-      </w:r>
-      <w:r>
-        <w:pict w14:anchorId="3217BAFA">
-          <v:rect id="Horizontal Line 371" o:spid="_x0000_s1086" style="width:451.3pt;height:.1pt;visibility:visible;mso-wrap-style:square;mso-left-percent:-10001;mso-top-percent:-10001;mso-position-horizontal:absolute;mso-position-horizontal-relative:char;mso-position-vertical:absolute;mso-position-vertical-relative:line;mso-left-percent:-10001;mso-top-percent:-10001;v-text-anchor:top" o:gfxdata="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" filled="f">
+        <w:pict w14:anchorId="7FF4B46A">
+          <v:rect id="Horizontal Line 371" o:spid="_x0000_s1086" alt="" style="width:451.3pt;height:.1pt;visibility:visible;mso-wrap-style:square;mso-width-percent:0;mso-height-percent:0;mso-left-percent:-10001;mso-top-percent:-10001;mso-position-horizontal:absolute;mso-position-horizontal-relative:char;mso-position-vertical:absolute;mso-position-vertical-relative:line;mso-width-percent:0;mso-height-percent:0;mso-left-percent:-10001;mso-top-percent:-10001;v-text-anchor:top" filled="f">
             <o:lock v:ext="edit" rotation="t" aspectratio="t" verticies="t" text="t" shapetype="t"/>
             <w10:anchorlock/>
           </v:rect>
@@ -823,13 +798,8 @@
         </w:rPr>
       </w:pPr>
       <w:r>
-        <w:rPr>
-          <w:noProof/>
-        </w:rPr>
-      </w:r>
-      <w:r>
-        <w:pict w14:anchorId="35F463F0">
-          <v:rect id="Horizontal Line 372" o:spid="_x0000_s1085" style="width:451.3pt;height:.1pt;visibility:visible;mso-wrap-style:square;mso-left-percent:-10001;mso-top-percent:-10001;mso-position-horizontal:absolute;mso-position-horizontal-relative:char;mso-position-vertical:absolute;mso-position-vertical-relative:line;mso-left-percent:-10001;mso-top-percent:-10001;v-text-anchor:top" o:gfxdata="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" filled="f">
+        <w:pict w14:anchorId="55F1DF5D">
+          <v:rect id="Horizontal Line 372" o:spid="_x0000_s1085" alt="" style="width:451.3pt;height:.1pt;visibility:visible;mso-wrap-style:square;mso-width-percent:0;mso-height-percent:0;mso-left-percent:-10001;mso-top-percent:-10001;mso-position-horizontal:absolute;mso-position-horizontal-relative:char;mso-position-vertical:absolute;mso-position-vertical-relative:line;mso-width-percent:0;mso-height-percent:0;mso-left-percent:-10001;mso-top-percent:-10001;v-text-anchor:top" filled="f">
             <o:lock v:ext="edit" rotation="t" aspectratio="t" verticies="t" text="t" shapetype="t"/>
             <w10:anchorlock/>
           </v:rect>
@@ -956,13 +926,8 @@
         </w:rPr>
       </w:pPr>
       <w:r>
-        <w:rPr>
-          <w:noProof/>
-        </w:rPr>
-      </w:r>
-      <w:r>
-        <w:pict w14:anchorId="2F5675B9">
-          <v:rect id="Horizontal Line 373" o:spid="_x0000_s1084" style="width:451.3pt;height:.1pt;visibility:visible;mso-wrap-style:square;mso-left-percent:-10001;mso-top-percent:-10001;mso-position-horizontal:absolute;mso-position-horizontal-relative:char;mso-position-vertical:absolute;mso-position-vertical-relative:line;mso-left-percent:-10001;mso-top-percent:-10001;v-text-anchor:top" o:gfxdata="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" filled="f">
+        <w:pict w14:anchorId="1C28ED69">
+          <v:rect id="Horizontal Line 373" o:spid="_x0000_s1084" alt="" style="width:451.3pt;height:.1pt;visibility:visible;mso-wrap-style:square;mso-width-percent:0;mso-height-percent:0;mso-left-percent:-10001;mso-top-percent:-10001;mso-position-horizontal:absolute;mso-position-horizontal-relative:char;mso-position-vertical:absolute;mso-position-vertical-relative:line;mso-width-percent:0;mso-height-percent:0;mso-left-percent:-10001;mso-top-percent:-10001;v-text-anchor:top" filled="f">
             <o:lock v:ext="edit" rotation="t" aspectratio="t" verticies="t" text="t" shapetype="t"/>
             <w10:anchorlock/>
           </v:rect>
@@ -1089,13 +1054,8 @@
         </w:rPr>
       </w:pPr>
       <w:r>
-        <w:rPr>
-          <w:noProof/>
-        </w:rPr>
-      </w:r>
-      <w:r>
-        <w:pict w14:anchorId="54F4DAB5">
-          <v:rect id="Horizontal Line 374" o:spid="_x0000_s1083" style="width:451.3pt;height:.1pt;visibility:visible;mso-wrap-style:square;mso-left-percent:-10001;mso-top-percent:-10001;mso-position-horizontal:absolute;mso-position-horizontal-relative:char;mso-position-vertical:absolute;mso-position-vertical-relative:line;mso-left-percent:-10001;mso-top-percent:-10001;v-text-anchor:top" o:gfxdata="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" filled="f">
+        <w:pict w14:anchorId="5D4996DB">
+          <v:rect id="Horizontal Line 374" o:spid="_x0000_s1083" alt="" style="width:451.3pt;height:.1pt;visibility:visible;mso-wrap-style:square;mso-width-percent:0;mso-height-percent:0;mso-left-percent:-10001;mso-top-percent:-10001;mso-position-horizontal:absolute;mso-position-horizontal-relative:char;mso-position-vertical:absolute;mso-position-vertical-relative:line;mso-width-percent:0;mso-height-percent:0;mso-left-percent:-10001;mso-top-percent:-10001;v-text-anchor:top" filled="f">
             <o:lock v:ext="edit" rotation="t" aspectratio="t" verticies="t" text="t" shapetype="t"/>
             <w10:anchorlock/>
           </v:rect>
@@ -1231,13 +1191,8 @@
         </w:rPr>
       </w:pPr>
       <w:r>
-        <w:rPr>
-          <w:noProof/>
-        </w:rPr>
-      </w:r>
-      <w:r>
-        <w:pict w14:anchorId="282F2C94">
-          <v:rect id="Horizontal Line 375" o:spid="_x0000_s1082" style="width:451.3pt;height:.1pt;visibility:visible;mso-wrap-style:square;mso-left-percent:-10001;mso-top-percent:-10001;mso-position-horizontal:absolute;mso-position-horizontal-relative:char;mso-position-vertical:absolute;mso-position-vertical-relative:line;mso-left-percent:-10001;mso-top-percent:-10001;v-text-anchor:top" o:gfxdata="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" filled="f">
+        <w:pict w14:anchorId="2C46017C">
+          <v:rect id="Horizontal Line 375" o:spid="_x0000_s1082" alt="" style="width:451.3pt;height:.1pt;visibility:visible;mso-wrap-style:square;mso-width-percent:0;mso-height-percent:0;mso-left-percent:-10001;mso-top-percent:-10001;mso-position-horizontal:absolute;mso-position-horizontal-relative:char;mso-position-vertical:absolute;mso-position-vertical-relative:line;mso-width-percent:0;mso-height-percent:0;mso-left-percent:-10001;mso-top-percent:-10001;v-text-anchor:top" filled="f">
             <o:lock v:ext="edit" rotation="t" aspectratio="t" verticies="t" text="t" shapetype="t"/>
             <w10:anchorlock/>
           </v:rect>
@@ -1364,13 +1319,8 @@
         </w:rPr>
       </w:pPr>
       <w:r>
-        <w:rPr>
-          <w:noProof/>
-        </w:rPr>
-      </w:r>
-      <w:r>
-        <w:pict w14:anchorId="71165777">
-          <v:rect id="Horizontal Line 376" o:spid="_x0000_s1081" style="width:451.3pt;height:.1pt;visibility:visible;mso-wrap-style:square;mso-left-percent:-10001;mso-top-percent:-10001;mso-position-horizontal:absolute;mso-position-horizontal-relative:char;mso-position-vertical:absolute;mso-position-vertical-relative:line;mso-left-percent:-10001;mso-top-percent:-10001;v-text-anchor:top" o:gfxdata="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" filled="f">
+        <w:pict w14:anchorId="3EBDD2EB">
+          <v:rect id="Horizontal Line 376" o:spid="_x0000_s1081" alt="" style="width:451.3pt;height:.1pt;visibility:visible;mso-wrap-style:square;mso-width-percent:0;mso-height-percent:0;mso-left-percent:-10001;mso-top-percent:-10001;mso-position-horizontal:absolute;mso-position-horizontal-relative:char;mso-position-vertical:absolute;mso-position-vertical-relative:line;mso-width-percent:0;mso-height-percent:0;mso-left-percent:-10001;mso-top-percent:-10001;v-text-anchor:top" filled="f">
             <o:lock v:ext="edit" rotation="t" aspectratio="t" verticies="t" text="t" shapetype="t"/>
             <w10:anchorlock/>
           </v:rect>
@@ -1497,13 +1447,8 @@
         </w:rPr>
       </w:pPr>
       <w:r>
-        <w:rPr>
-          <w:noProof/>
-        </w:rPr>
-      </w:r>
-      <w:r>
-        <w:pict w14:anchorId="745B7BB0">
-          <v:rect id="Horizontal Line 377" o:spid="_x0000_s1080" style="width:451.3pt;height:.1pt;visibility:visible;mso-wrap-style:square;mso-left-percent:-10001;mso-top-percent:-10001;mso-position-horizontal:absolute;mso-position-horizontal-relative:char;mso-position-vertical:absolute;mso-position-vertical-relative:line;mso-left-percent:-10001;mso-top-percent:-10001;v-text-anchor:top" o:gfxdata="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" filled="f">
+        <w:pict w14:anchorId="326DF36D">
+          <v:rect id="Horizontal Line 377" o:spid="_x0000_s1080" alt="" style="width:451.3pt;height:.1pt;visibility:visible;mso-wrap-style:square;mso-width-percent:0;mso-height-percent:0;mso-left-percent:-10001;mso-top-percent:-10001;mso-position-horizontal:absolute;mso-position-horizontal-relative:char;mso-position-vertical:absolute;mso-position-vertical-relative:line;mso-width-percent:0;mso-height-percent:0;mso-left-percent:-10001;mso-top-percent:-10001;v-text-anchor:top" filled="f">
             <o:lock v:ext="edit" rotation="t" aspectratio="t" verticies="t" text="t" shapetype="t"/>
             <w10:anchorlock/>
           </v:rect>
@@ -1631,13 +1576,8 @@
         </w:rPr>
       </w:pPr>
       <w:r>
-        <w:rPr>
-          <w:noProof/>
-        </w:rPr>
-      </w:r>
-      <w:r>
-        <w:pict w14:anchorId="61E838D2">
-          <v:rect id="Horizontal Line 378" o:spid="_x0000_s1079" style="width:451.3pt;height:.1pt;visibility:visible;mso-wrap-style:square;mso-left-percent:-10001;mso-top-percent:-10001;mso-position-horizontal:absolute;mso-position-horizontal-relative:char;mso-position-vertical:absolute;mso-position-vertical-relative:line;mso-left-percent:-10001;mso-top-percent:-10001;v-text-anchor:top" o:gfxdata="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" filled="f">
+        <w:pict w14:anchorId="303E3174">
+          <v:rect id="Horizontal Line 378" o:spid="_x0000_s1079" alt="" style="width:451.3pt;height:.1pt;visibility:visible;mso-wrap-style:square;mso-width-percent:0;mso-height-percent:0;mso-left-percent:-10001;mso-top-percent:-10001;mso-position-horizontal:absolute;mso-position-horizontal-relative:char;mso-position-vertical:absolute;mso-position-vertical-relative:line;mso-width-percent:0;mso-height-percent:0;mso-left-percent:-10001;mso-top-percent:-10001;v-text-anchor:top" filled="f">
             <o:lock v:ext="edit" rotation="t" aspectratio="t" verticies="t" text="t" shapetype="t"/>
             <w10:anchorlock/>
           </v:rect>
@@ -1764,13 +1704,8 @@
         </w:rPr>
       </w:pPr>
       <w:r>
-        <w:rPr>
-          <w:noProof/>
-        </w:rPr>
-      </w:r>
-      <w:r>
-        <w:pict w14:anchorId="456B1531">
-          <v:rect id="Horizontal Line 379" o:spid="_x0000_s1078" style="width:451.3pt;height:.1pt;visibility:visible;mso-wrap-style:square;mso-left-percent:-10001;mso-top-percent:-10001;mso-position-horizontal:absolute;mso-position-horizontal-relative:char;mso-position-vertical:absolute;mso-position-vertical-relative:line;mso-left-percent:-10001;mso-top-percent:-10001;v-text-anchor:top" o:gfxdata="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" filled="f">
+        <w:pict w14:anchorId="162D96A1">
+          <v:rect id="Horizontal Line 379" o:spid="_x0000_s1078" alt="" style="width:451.3pt;height:.1pt;visibility:visible;mso-wrap-style:square;mso-width-percent:0;mso-height-percent:0;mso-left-percent:-10001;mso-top-percent:-10001;mso-position-horizontal:absolute;mso-position-horizontal-relative:char;mso-position-vertical:absolute;mso-position-vertical-relative:line;mso-width-percent:0;mso-height-percent:0;mso-left-percent:-10001;mso-top-percent:-10001;v-text-anchor:top" filled="f">
             <o:lock v:ext="edit" rotation="t" aspectratio="t" verticies="t" text="t" shapetype="t"/>
             <w10:anchorlock/>
           </v:rect>
@@ -1897,13 +1832,8 @@
         </w:rPr>
       </w:pPr>
       <w:r>
-        <w:rPr>
-          <w:noProof/>
-        </w:rPr>
-      </w:r>
-      <w:r>
-        <w:pict w14:anchorId="36F84107">
-          <v:rect id="Horizontal Line 380" o:spid="_x0000_s1077" style="width:451.3pt;height:.1pt;visibility:visible;mso-wrap-style:square;mso-left-percent:-10001;mso-top-percent:-10001;mso-position-horizontal:absolute;mso-position-horizontal-relative:char;mso-position-vertical:absolute;mso-position-vertical-relative:line;mso-left-percent:-10001;mso-top-percent:-10001;v-text-anchor:top" o:gfxdata="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" filled="f">
+        <w:pict w14:anchorId="453E83B6">
+          <v:rect id="Horizontal Line 380" o:spid="_x0000_s1077" alt="" style="width:451.3pt;height:.1pt;visibility:visible;mso-wrap-style:square;mso-width-percent:0;mso-height-percent:0;mso-left-percent:-10001;mso-top-percent:-10001;mso-position-horizontal:absolute;mso-position-horizontal-relative:char;mso-position-vertical:absolute;mso-position-vertical-relative:line;mso-width-percent:0;mso-height-percent:0;mso-left-percent:-10001;mso-top-percent:-10001;v-text-anchor:top" filled="f">
             <o:lock v:ext="edit" rotation="t" aspectratio="t" verticies="t" text="t" shapetype="t"/>
             <w10:anchorlock/>
           </v:rect>
@@ -2031,13 +1961,8 @@
         </w:rPr>
       </w:pPr>
       <w:r>
-        <w:rPr>
-          <w:noProof/>
-        </w:rPr>
-      </w:r>
-      <w:r>
-        <w:pict w14:anchorId="24F27D00">
-          <v:rect id="Horizontal Line 381" o:spid="_x0000_s1076" style="width:451.3pt;height:.1pt;visibility:visible;mso-wrap-style:square;mso-left-percent:-10001;mso-top-percent:-10001;mso-position-horizontal:absolute;mso-position-horizontal-relative:char;mso-position-vertical:absolute;mso-position-vertical-relative:line;mso-left-percent:-10001;mso-top-percent:-10001;v-text-anchor:top" o:gfxdata="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" filled="f">
+        <w:pict w14:anchorId="6A2B44F3">
+          <v:rect id="Horizontal Line 381" o:spid="_x0000_s1076" alt="" style="width:451.3pt;height:.1pt;visibility:visible;mso-wrap-style:square;mso-width-percent:0;mso-height-percent:0;mso-left-percent:-10001;mso-top-percent:-10001;mso-position-horizontal:absolute;mso-position-horizontal-relative:char;mso-position-vertical:absolute;mso-position-vertical-relative:line;mso-width-percent:0;mso-height-percent:0;mso-left-percent:-10001;mso-top-percent:-10001;v-text-anchor:top" filled="f">
             <o:lock v:ext="edit" rotation="t" aspectratio="t" verticies="t" text="t" shapetype="t"/>
             <w10:anchorlock/>
           </v:rect>
@@ -2164,13 +2089,8 @@
         </w:rPr>
       </w:pPr>
       <w:r>
-        <w:rPr>
-          <w:noProof/>
-        </w:rPr>
-      </w:r>
-      <w:r>
-        <w:pict w14:anchorId="706DF209">
-          <v:rect id="Horizontal Line 382" o:spid="_x0000_s1075" style="width:451.3pt;height:.1pt;visibility:visible;mso-wrap-style:square;mso-left-percent:-10001;mso-top-percent:-10001;mso-position-horizontal:absolute;mso-position-horizontal-relative:char;mso-position-vertical:absolute;mso-position-vertical-relative:line;mso-left-percent:-10001;mso-top-percent:-10001;v-text-anchor:top" o:gfxdata="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" filled="f">
+        <w:pict w14:anchorId="36C3EB34">
+          <v:rect id="Horizontal Line 382" o:spid="_x0000_s1075" alt="" style="width:451.3pt;height:.1pt;visibility:visible;mso-wrap-style:square;mso-width-percent:0;mso-height-percent:0;mso-left-percent:-10001;mso-top-percent:-10001;mso-position-horizontal:absolute;mso-position-horizontal-relative:char;mso-position-vertical:absolute;mso-position-vertical-relative:line;mso-width-percent:0;mso-height-percent:0;mso-left-percent:-10001;mso-top-percent:-10001;v-text-anchor:top" filled="f">
             <o:lock v:ext="edit" rotation="t" aspectratio="t" verticies="t" text="t" shapetype="t"/>
             <w10:anchorlock/>
           </v:rect>
@@ -2297,13 +2217,8 @@
         </w:rPr>
       </w:pPr>
       <w:r>
-        <w:rPr>
-          <w:noProof/>
-        </w:rPr>
-      </w:r>
-      <w:r>
-        <w:pict w14:anchorId="08CB73B7">
-          <v:rect id="Horizontal Line 383" o:spid="_x0000_s1074" style="width:451.3pt;height:.1pt;visibility:visible;mso-wrap-style:square;mso-left-percent:-10001;mso-top-percent:-10001;mso-position-horizontal:absolute;mso-position-horizontal-relative:char;mso-position-vertical:absolute;mso-position-vertical-relative:line;mso-left-percent:-10001;mso-top-percent:-10001;v-text-anchor:top" o:gfxdata="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" filled="f">
+        <w:pict w14:anchorId="295A4031">
+          <v:rect id="Horizontal Line 383" o:spid="_x0000_s1074" alt="" style="width:451.3pt;height:.1pt;visibility:visible;mso-wrap-style:square;mso-width-percent:0;mso-height-percent:0;mso-left-percent:-10001;mso-top-percent:-10001;mso-position-horizontal:absolute;mso-position-horizontal-relative:char;mso-position-vertical:absolute;mso-position-vertical-relative:line;mso-width-percent:0;mso-height-percent:0;mso-left-percent:-10001;mso-top-percent:-10001;v-text-anchor:top" filled="f">
             <o:lock v:ext="edit" rotation="t" aspectratio="t" verticies="t" text="t" shapetype="t"/>
             <w10:anchorlock/>
           </v:rect>
@@ -2411,13 +2326,8 @@
         </w:rPr>
       </w:pPr>
       <w:r>
-        <w:rPr>
-          <w:noProof/>
-        </w:rPr>
-      </w:r>
-      <w:r>
-        <w:pict w14:anchorId="10B5BC7C">
-          <v:rect id="Horizontal Line 384" o:spid="_x0000_s1073" style="width:451.3pt;height:.1pt;visibility:visible;mso-wrap-style:square;mso-left-percent:-10001;mso-top-percent:-10001;mso-position-horizontal:absolute;mso-position-horizontal-relative:char;mso-position-vertical:absolute;mso-position-vertical-relative:line;mso-left-percent:-10001;mso-top-percent:-10001;v-text-anchor:top" o:gfxdata="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" filled="f">
+        <w:pict w14:anchorId="0147AAFE">
+          <v:rect id="Horizontal Line 384" o:spid="_x0000_s1073" alt="" style="width:451.3pt;height:.1pt;visibility:visible;mso-wrap-style:square;mso-width-percent:0;mso-height-percent:0;mso-left-percent:-10001;mso-top-percent:-10001;mso-position-horizontal:absolute;mso-position-horizontal-relative:char;mso-position-vertical:absolute;mso-position-vertical-relative:line;mso-width-percent:0;mso-height-percent:0;mso-left-percent:-10001;mso-top-percent:-10001;v-text-anchor:top" filled="f">
             <o:lock v:ext="edit" rotation="t" aspectratio="t" verticies="t" text="t" shapetype="t"/>
             <w10:anchorlock/>
           </v:rect>
@@ -2544,13 +2454,8 @@
         </w:rPr>
       </w:pPr>
       <w:r>
-        <w:rPr>
-          <w:noProof/>
-        </w:rPr>
-      </w:r>
-      <w:r>
-        <w:pict w14:anchorId="575899CB">
-          <v:rect id="Horizontal Line 385" o:spid="_x0000_s1072" style="width:451.3pt;height:.1pt;visibility:visible;mso-wrap-style:square;mso-left-percent:-10001;mso-top-percent:-10001;mso-position-horizontal:absolute;mso-position-horizontal-relative:char;mso-position-vertical:absolute;mso-position-vertical-relative:line;mso-left-percent:-10001;mso-top-percent:-10001;v-text-anchor:top" o:gfxdata="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" filled="f">
+        <w:pict w14:anchorId="217B3896">
+          <v:rect id="Horizontal Line 385" o:spid="_x0000_s1072" alt="" style="width:451.3pt;height:.1pt;visibility:visible;mso-wrap-style:square;mso-width-percent:0;mso-height-percent:0;mso-left-percent:-10001;mso-top-percent:-10001;mso-position-horizontal:absolute;mso-position-horizontal-relative:char;mso-position-vertical:absolute;mso-position-vertical-relative:line;mso-width-percent:0;mso-height-percent:0;mso-left-percent:-10001;mso-top-percent:-10001;v-text-anchor:top" filled="f">
             <o:lock v:ext="edit" rotation="t" aspectratio="t" verticies="t" text="t" shapetype="t"/>
             <w10:anchorlock/>
           </v:rect>
@@ -2657,13 +2562,8 @@
         </w:rPr>
       </w:pPr>
       <w:r>
-        <w:rPr>
-          <w:noProof/>
-        </w:rPr>
-      </w:r>
-      <w:r>
-        <w:pict w14:anchorId="3B5753A1">
-          <v:rect id="Horizontal Line 386" o:spid="_x0000_s1071" style="width:451.3pt;height:.1pt;visibility:visible;mso-wrap-style:square;mso-left-percent:-10001;mso-top-percent:-10001;mso-position-horizontal:absolute;mso-position-horizontal-relative:char;mso-position-vertical:absolute;mso-position-vertical-relative:line;mso-left-percent:-10001;mso-top-percent:-10001;v-text-anchor:top" o:gfxdata="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" filled="f">
+        <w:pict w14:anchorId="1748DBB0">
+          <v:rect id="Horizontal Line 386" o:spid="_x0000_s1071" alt="" style="width:451.3pt;height:.1pt;visibility:visible;mso-wrap-style:square;mso-width-percent:0;mso-height-percent:0;mso-left-percent:-10001;mso-top-percent:-10001;mso-position-horizontal:absolute;mso-position-horizontal-relative:char;mso-position-vertical:absolute;mso-position-vertical-relative:line;mso-width-percent:0;mso-height-percent:0;mso-left-percent:-10001;mso-top-percent:-10001;v-text-anchor:top" filled="f">
             <o:lock v:ext="edit" rotation="t" aspectratio="t" verticies="t" text="t" shapetype="t"/>
             <w10:anchorlock/>
           </v:rect>
@@ -2791,13 +2691,8 @@
         </w:rPr>
       </w:pPr>
       <w:r>
-        <w:rPr>
-          <w:noProof/>
-        </w:rPr>
-      </w:r>
-      <w:r>
-        <w:pict w14:anchorId="2E01A456">
-          <v:rect id="Horizontal Line 387" o:spid="_x0000_s1070" style="width:451.3pt;height:.1pt;visibility:visible;mso-wrap-style:square;mso-left-percent:-10001;mso-top-percent:-10001;mso-position-horizontal:absolute;mso-position-horizontal-relative:char;mso-position-vertical:absolute;mso-position-vertical-relative:line;mso-left-percent:-10001;mso-top-percent:-10001;v-text-anchor:top" o:gfxdata="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" filled="f">
+        <w:pict w14:anchorId="4417F7B1">
+          <v:rect id="Horizontal Line 387" o:spid="_x0000_s1070" alt="" style="width:451.3pt;height:.1pt;visibility:visible;mso-wrap-style:square;mso-width-percent:0;mso-height-percent:0;mso-left-percent:-10001;mso-top-percent:-10001;mso-position-horizontal:absolute;mso-position-horizontal-relative:char;mso-position-vertical:absolute;mso-position-vertical-relative:line;mso-width-percent:0;mso-height-percent:0;mso-left-percent:-10001;mso-top-percent:-10001;v-text-anchor:top" filled="f">
             <o:lock v:ext="edit" rotation="t" aspectratio="t" verticies="t" text="t" shapetype="t"/>
             <w10:anchorlock/>
           </v:rect>
@@ -2875,7 +2770,23 @@
           <w:kern w:val="0"/>
           <w14:ligatures w14:val="none"/>
         </w:rPr>
-        <w:t>A. BRAF-targeted therapy</w:t>
+        <w:t>A.</w:t>
+      </w:r>
+      <w:r>
+        <w:rPr>
+          <w:rFonts w:ascii="Times New Roman" w:eastAsia="Times New Roman" w:hAnsi="Times New Roman" w:cs="Times New Roman"/>
+          <w:kern w:val="0"/>
+          <w14:ligatures w14:val="none"/>
+        </w:rPr>
+        <w:t xml:space="preserve"> Vemurafenib</w:t>
+      </w:r>
+      <w:r>
+        <w:rPr>
+          <w:rFonts w:ascii="Times New Roman" w:eastAsia="Times New Roman" w:hAnsi="Times New Roman" w:cs="Times New Roman"/>
+          <w:kern w:val="0"/>
+          <w14:ligatures w14:val="none"/>
+        </w:rPr>
+        <w:t xml:space="preserve"> </w:t>
       </w:r>
       <w:r>
         <w:rPr>
@@ -2924,13 +2835,8 @@
         </w:rPr>
       </w:pPr>
       <w:r>
-        <w:rPr>
-          <w:noProof/>
-        </w:rPr>
-      </w:r>
-      <w:r>
-        <w:pict w14:anchorId="490D93E6">
-          <v:rect id="Horizontal Line 388" o:spid="_x0000_s1069" style="width:451.3pt;height:.1pt;visibility:visible;mso-wrap-style:square;mso-left-percent:-10001;mso-top-percent:-10001;mso-position-horizontal:absolute;mso-position-horizontal-relative:char;mso-position-vertical:absolute;mso-position-vertical-relative:line;mso-left-percent:-10001;mso-top-percent:-10001;v-text-anchor:top" o:gfxdata="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" filled="f">
+        <w:pict w14:anchorId="3FDDC9FD">
+          <v:rect id="Horizontal Line 388" o:spid="_x0000_s1069" alt="" style="width:451.3pt;height:.1pt;visibility:visible;mso-wrap-style:square;mso-width-percent:0;mso-height-percent:0;mso-left-percent:-10001;mso-top-percent:-10001;mso-position-horizontal:absolute;mso-position-horizontal-relative:char;mso-position-vertical:absolute;mso-position-vertical-relative:line;mso-width-percent:0;mso-height-percent:0;mso-left-percent:-10001;mso-top-percent:-10001;v-text-anchor:top" filled="f">
             <o:lock v:ext="edit" rotation="t" aspectratio="t" verticies="t" text="t" shapetype="t"/>
             <w10:anchorlock/>
           </v:rect>
@@ -3057,13 +2963,8 @@
         </w:rPr>
       </w:pPr>
       <w:r>
-        <w:rPr>
-          <w:noProof/>
-        </w:rPr>
-      </w:r>
-      <w:r>
-        <w:pict w14:anchorId="259934B7">
-          <v:rect id="Horizontal Line 389" o:spid="_x0000_s1068" style="width:451.3pt;height:.1pt;visibility:visible;mso-wrap-style:square;mso-left-percent:-10001;mso-top-percent:-10001;mso-position-horizontal:absolute;mso-position-horizontal-relative:char;mso-position-vertical:absolute;mso-position-vertical-relative:line;mso-left-percent:-10001;mso-top-percent:-10001;v-text-anchor:top" o:gfxdata="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" filled="f">
+        <w:pict w14:anchorId="10FA500B">
+          <v:rect id="Horizontal Line 389" o:spid="_x0000_s1068" alt="" style="width:451.3pt;height:.1pt;visibility:visible;mso-wrap-style:square;mso-width-percent:0;mso-height-percent:0;mso-left-percent:-10001;mso-top-percent:-10001;mso-position-horizontal:absolute;mso-position-horizontal-relative:char;mso-position-vertical:absolute;mso-position-vertical-relative:line;mso-width-percent:0;mso-height-percent:0;mso-left-percent:-10001;mso-top-percent:-10001;v-text-anchor:top" filled="f">
             <o:lock v:ext="edit" rotation="t" aspectratio="t" verticies="t" text="t" shapetype="t"/>
             <w10:anchorlock/>
           </v:rect>
@@ -3191,13 +3092,8 @@
         </w:rPr>
       </w:pPr>
       <w:r>
-        <w:rPr>
-          <w:noProof/>
-        </w:rPr>
-      </w:r>
-      <w:r>
-        <w:pict w14:anchorId="1ABE1D50">
-          <v:rect id="Horizontal Line 390" o:spid="_x0000_s1067" style="width:451.3pt;height:.1pt;visibility:visible;mso-wrap-style:square;mso-left-percent:-10001;mso-top-percent:-10001;mso-position-horizontal:absolute;mso-position-horizontal-relative:char;mso-position-vertical:absolute;mso-position-vertical-relative:line;mso-left-percent:-10001;mso-top-percent:-10001;v-text-anchor:top" o:gfxdata="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" filled="f">
+        <w:pict w14:anchorId="1B4DC5FC">
+          <v:rect id="Horizontal Line 390" o:spid="_x0000_s1067" alt="" style="width:451.3pt;height:.1pt;visibility:visible;mso-wrap-style:square;mso-width-percent:0;mso-height-percent:0;mso-left-percent:-10001;mso-top-percent:-10001;mso-position-horizontal:absolute;mso-position-horizontal-relative:char;mso-position-vertical:absolute;mso-position-vertical-relative:line;mso-width-percent:0;mso-height-percent:0;mso-left-percent:-10001;mso-top-percent:-10001;v-text-anchor:top" filled="f">
             <o:lock v:ext="edit" rotation="t" aspectratio="t" verticies="t" text="t" shapetype="t"/>
             <w10:anchorlock/>
           </v:rect>
@@ -3324,13 +3220,8 @@
         </w:rPr>
       </w:pPr>
       <w:r>
-        <w:rPr>
-          <w:noProof/>
-        </w:rPr>
-      </w:r>
-      <w:r>
-        <w:pict w14:anchorId="05D5E899">
-          <v:rect id="Horizontal Line 391" o:spid="_x0000_s1066" style="width:451.3pt;height:.1pt;visibility:visible;mso-wrap-style:square;mso-left-percent:-10001;mso-top-percent:-10001;mso-position-horizontal:absolute;mso-position-horizontal-relative:char;mso-position-vertical:absolute;mso-position-vertical-relative:line;mso-left-percent:-10001;mso-top-percent:-10001;v-text-anchor:top" o:gfxdata="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" filled="f">
+        <w:pict w14:anchorId="3D9BD458">
+          <v:rect id="Horizontal Line 391" o:spid="_x0000_s1066" alt="" style="width:451.3pt;height:.1pt;visibility:visible;mso-wrap-style:square;mso-width-percent:0;mso-height-percent:0;mso-left-percent:-10001;mso-top-percent:-10001;mso-position-horizontal:absolute;mso-position-horizontal-relative:char;mso-position-vertical:absolute;mso-position-vertical-relative:line;mso-width-percent:0;mso-height-percent:0;mso-left-percent:-10001;mso-top-percent:-10001;v-text-anchor:top" filled="f">
             <o:lock v:ext="edit" rotation="t" aspectratio="t" verticies="t" text="t" shapetype="t"/>
             <w10:anchorlock/>
           </v:rect>
@@ -3457,13 +3348,8 @@
         </w:rPr>
       </w:pPr>
       <w:r>
-        <w:rPr>
-          <w:noProof/>
-        </w:rPr>
-      </w:r>
-      <w:r>
-        <w:pict w14:anchorId="37346E6C">
-          <v:rect id="Horizontal Line 392" o:spid="_x0000_s1065" style="width:451.3pt;height:.1pt;visibility:visible;mso-wrap-style:square;mso-left-percent:-10001;mso-top-percent:-10001;mso-position-horizontal:absolute;mso-position-horizontal-relative:char;mso-position-vertical:absolute;mso-position-vertical-relative:line;mso-left-percent:-10001;mso-top-percent:-10001;v-text-anchor:top" o:gfxdata="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" filled="f">
+        <w:pict w14:anchorId="23C0B4CD">
+          <v:rect id="Horizontal Line 392" o:spid="_x0000_s1065" alt="" style="width:451.3pt;height:.1pt;visibility:visible;mso-wrap-style:square;mso-width-percent:0;mso-height-percent:0;mso-left-percent:-10001;mso-top-percent:-10001;mso-position-horizontal:absolute;mso-position-horizontal-relative:char;mso-position-vertical:absolute;mso-position-vertical-relative:line;mso-width-percent:0;mso-height-percent:0;mso-left-percent:-10001;mso-top-percent:-10001;v-text-anchor:top" filled="f">
             <o:lock v:ext="edit" rotation="t" aspectratio="t" verticies="t" text="t" shapetype="t"/>
             <w10:anchorlock/>
           </v:rect>
@@ -3591,13 +3477,8 @@
         </w:rPr>
       </w:pPr>
       <w:r>
-        <w:rPr>
-          <w:noProof/>
-        </w:rPr>
-      </w:r>
-      <w:r>
-        <w:pict w14:anchorId="75AE2B99">
-          <v:rect id="Horizontal Line 393" o:spid="_x0000_s1064" style="width:451.3pt;height:.1pt;visibility:visible;mso-wrap-style:square;mso-left-percent:-10001;mso-top-percent:-10001;mso-position-horizontal:absolute;mso-position-horizontal-relative:char;mso-position-vertical:absolute;mso-position-vertical-relative:line;mso-left-percent:-10001;mso-top-percent:-10001;v-text-anchor:top" o:gfxdata="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" filled="f">
+        <w:pict w14:anchorId="6E7DD7A8">
+          <v:rect id="Horizontal Line 393" o:spid="_x0000_s1064" alt="" style="width:451.3pt;height:.1pt;visibility:visible;mso-wrap-style:square;mso-width-percent:0;mso-height-percent:0;mso-left-percent:-10001;mso-top-percent:-10001;mso-position-horizontal:absolute;mso-position-horizontal-relative:char;mso-position-vertical:absolute;mso-position-vertical-relative:line;mso-width-percent:0;mso-height-percent:0;mso-left-percent:-10001;mso-top-percent:-10001;v-text-anchor:top" filled="f">
             <o:lock v:ext="edit" rotation="t" aspectratio="t" verticies="t" text="t" shapetype="t"/>
             <w10:anchorlock/>
           </v:rect>
@@ -3724,13 +3605,8 @@
         </w:rPr>
       </w:pPr>
       <w:r>
-        <w:rPr>
-          <w:noProof/>
-        </w:rPr>
-      </w:r>
-      <w:r>
-        <w:pict w14:anchorId="5864034A">
-          <v:rect id="Horizontal Line 394" o:spid="_x0000_s1063" style="width:451.3pt;height:.1pt;visibility:visible;mso-wrap-style:square;mso-left-percent:-10001;mso-top-percent:-10001;mso-position-horizontal:absolute;mso-position-horizontal-relative:char;mso-position-vertical:absolute;mso-position-vertical-relative:line;mso-left-percent:-10001;mso-top-percent:-10001;v-text-anchor:top" o:gfxdata="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" filled="f">
+        <w:pict w14:anchorId="2B344162">
+          <v:rect id="Horizontal Line 394" o:spid="_x0000_s1063" alt="" style="width:451.3pt;height:.1pt;visibility:visible;mso-wrap-style:square;mso-width-percent:0;mso-height-percent:0;mso-left-percent:-10001;mso-top-percent:-10001;mso-position-horizontal:absolute;mso-position-horizontal-relative:char;mso-position-vertical:absolute;mso-position-vertical-relative:line;mso-width-percent:0;mso-height-percent:0;mso-left-percent:-10001;mso-top-percent:-10001;v-text-anchor:top" filled="f">
             <o:lock v:ext="edit" rotation="t" aspectratio="t" verticies="t" text="t" shapetype="t"/>
             <w10:anchorlock/>
           </v:rect>
@@ -3857,13 +3733,8 @@
         </w:rPr>
       </w:pPr>
       <w:r>
-        <w:rPr>
-          <w:noProof/>
-        </w:rPr>
-      </w:r>
-      <w:r>
-        <w:pict w14:anchorId="0253BBA5">
-          <v:rect id="Horizontal Line 395" o:spid="_x0000_s1062" style="width:451.3pt;height:.1pt;visibility:visible;mso-wrap-style:square;mso-left-percent:-10001;mso-top-percent:-10001;mso-position-horizontal:absolute;mso-position-horizontal-relative:char;mso-position-vertical:absolute;mso-position-vertical-relative:line;mso-left-percent:-10001;mso-top-percent:-10001;v-text-anchor:top" o:gfxdata="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" filled="f">
+        <w:pict w14:anchorId="6E74D8B3">
+          <v:rect id="Horizontal Line 395" o:spid="_x0000_s1062" alt="" style="width:451.3pt;height:.1pt;visibility:visible;mso-wrap-style:square;mso-width-percent:0;mso-height-percent:0;mso-left-percent:-10001;mso-top-percent:-10001;mso-position-horizontal:absolute;mso-position-horizontal-relative:char;mso-position-vertical:absolute;mso-position-vertical-relative:line;mso-width-percent:0;mso-height-percent:0;mso-left-percent:-10001;mso-top-percent:-10001;v-text-anchor:top" filled="f">
             <o:lock v:ext="edit" rotation="t" aspectratio="t" verticies="t" text="t" shapetype="t"/>
             <w10:anchorlock/>
           </v:rect>
@@ -3991,13 +3862,8 @@
         </w:rPr>
       </w:pPr>
       <w:r>
-        <w:rPr>
-          <w:noProof/>
-        </w:rPr>
-      </w:r>
-      <w:r>
-        <w:pict w14:anchorId="1D43BF23">
-          <v:rect id="Horizontal Line 396" o:spid="_x0000_s1061" style="width:451.3pt;height:.1pt;visibility:visible;mso-wrap-style:square;mso-left-percent:-10001;mso-top-percent:-10001;mso-position-horizontal:absolute;mso-position-horizontal-relative:char;mso-position-vertical:absolute;mso-position-vertical-relative:line;mso-left-percent:-10001;mso-top-percent:-10001;v-text-anchor:top" o:gfxdata="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" filled="f">
+        <w:pict w14:anchorId="10816CF7">
+          <v:rect id="Horizontal Line 396" o:spid="_x0000_s1061" alt="" style="width:451.3pt;height:.1pt;visibility:visible;mso-wrap-style:square;mso-width-percent:0;mso-height-percent:0;mso-left-percent:-10001;mso-top-percent:-10001;mso-position-horizontal:absolute;mso-position-horizontal-relative:char;mso-position-vertical:absolute;mso-position-vertical-relative:line;mso-width-percent:0;mso-height-percent:0;mso-left-percent:-10001;mso-top-percent:-10001;v-text-anchor:top" filled="f">
             <o:lock v:ext="edit" rotation="t" aspectratio="t" verticies="t" text="t" shapetype="t"/>
             <w10:anchorlock/>
           </v:rect>
@@ -4124,13 +3990,8 @@
         </w:rPr>
       </w:pPr>
       <w:r>
-        <w:rPr>
-          <w:noProof/>
-        </w:rPr>
-      </w:r>
-      <w:r>
-        <w:pict w14:anchorId="71C26ABB">
-          <v:rect id="Horizontal Line 397" o:spid="_x0000_s1060" style="width:451.3pt;height:.1pt;visibility:visible;mso-wrap-style:square;mso-left-percent:-10001;mso-top-percent:-10001;mso-position-horizontal:absolute;mso-position-horizontal-relative:char;mso-position-vertical:absolute;mso-position-vertical-relative:line;mso-left-percent:-10001;mso-top-percent:-10001;v-text-anchor:top" o:gfxdata="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" filled="f">
+        <w:pict w14:anchorId="562E3C11">
+          <v:rect id="Horizontal Line 397" o:spid="_x0000_s1060" alt="" style="width:451.3pt;height:.1pt;visibility:visible;mso-wrap-style:square;mso-width-percent:0;mso-height-percent:0;mso-left-percent:-10001;mso-top-percent:-10001;mso-position-horizontal:absolute;mso-position-horizontal-relative:char;mso-position-vertical:absolute;mso-position-vertical-relative:line;mso-width-percent:0;mso-height-percent:0;mso-left-percent:-10001;mso-top-percent:-10001;v-text-anchor:top" filled="f">
             <o:lock v:ext="edit" rotation="t" aspectratio="t" verticies="t" text="t" shapetype="t"/>
             <w10:anchorlock/>
           </v:rect>
@@ -4257,13 +4118,8 @@
         </w:rPr>
       </w:pPr>
       <w:r>
-        <w:rPr>
-          <w:noProof/>
-        </w:rPr>
-      </w:r>
-      <w:r>
-        <w:pict w14:anchorId="71CE0CD4">
-          <v:rect id="Horizontal Line 398" o:spid="_x0000_s1059" style="width:451.3pt;height:.1pt;visibility:visible;mso-wrap-style:square;mso-left-percent:-10001;mso-top-percent:-10001;mso-position-horizontal:absolute;mso-position-horizontal-relative:char;mso-position-vertical:absolute;mso-position-vertical-relative:line;mso-left-percent:-10001;mso-top-percent:-10001;v-text-anchor:top" o:gfxdata="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" filled="f">
+        <w:pict w14:anchorId="1FA04542">
+          <v:rect id="Horizontal Line 398" o:spid="_x0000_s1059" alt="" style="width:451.3pt;height:.1pt;visibility:visible;mso-wrap-style:square;mso-width-percent:0;mso-height-percent:0;mso-left-percent:-10001;mso-top-percent:-10001;mso-position-horizontal:absolute;mso-position-horizontal-relative:char;mso-position-vertical:absolute;mso-position-vertical-relative:line;mso-width-percent:0;mso-height-percent:0;mso-left-percent:-10001;mso-top-percent:-10001;v-text-anchor:top" filled="f">
             <o:lock v:ext="edit" rotation="t" aspectratio="t" verticies="t" text="t" shapetype="t"/>
             <w10:anchorlock/>
           </v:rect>
@@ -4409,13 +4265,8 @@
         </w:rPr>
       </w:pPr>
       <w:r>
-        <w:rPr>
-          <w:noProof/>
-        </w:rPr>
-      </w:r>
-      <w:r>
-        <w:pict w14:anchorId="6D7DD143">
-          <v:rect id="Horizontal Line 399" o:spid="_x0000_s1058" style="width:451.3pt;height:.1pt;visibility:visible;mso-wrap-style:square;mso-left-percent:-10001;mso-top-percent:-10001;mso-position-horizontal:absolute;mso-position-horizontal-relative:char;mso-position-vertical:absolute;mso-position-vertical-relative:line;mso-left-percent:-10001;mso-top-percent:-10001;v-text-anchor:top" o:gfxdata="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" filled="f">
+        <w:pict w14:anchorId="62AE81CE">
+          <v:rect id="Horizontal Line 399" o:spid="_x0000_s1058" alt="" style="width:451.3pt;height:.1pt;visibility:visible;mso-wrap-style:square;mso-width-percent:0;mso-height-percent:0;mso-left-percent:-10001;mso-top-percent:-10001;mso-position-horizontal:absolute;mso-position-horizontal-relative:char;mso-position-vertical:absolute;mso-position-vertical-relative:line;mso-width-percent:0;mso-height-percent:0;mso-left-percent:-10001;mso-top-percent:-10001;v-text-anchor:top" filled="f">
             <o:lock v:ext="edit" rotation="t" aspectratio="t" verticies="t" text="t" shapetype="t"/>
             <w10:anchorlock/>
           </v:rect>
@@ -7503,13 +7354,8 @@
         </w:rPr>
       </w:pPr>
       <w:r>
-        <w:rPr>
-          <w:noProof/>
-        </w:rPr>
-      </w:r>
-      <w:r>
-        <w:pict w14:anchorId="0A5B113C">
-          <v:rect id="Horizontal Line 400" o:spid="_x0000_s1057" style="width:451.3pt;height:.1pt;visibility:visible;mso-wrap-style:square;mso-left-percent:-10001;mso-top-percent:-10001;mso-position-horizontal:absolute;mso-position-horizontal-relative:char;mso-position-vertical:absolute;mso-position-vertical-relative:line;mso-left-percent:-10001;mso-top-percent:-10001;v-text-anchor:top" o:gfxdata="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" filled="f">
+        <w:pict w14:anchorId="609287EA">
+          <v:rect id="Horizontal Line 400" o:spid="_x0000_s1057" alt="" style="width:451.3pt;height:.1pt;visibility:visible;mso-wrap-style:square;mso-width-percent:0;mso-height-percent:0;mso-left-percent:-10001;mso-top-percent:-10001;mso-position-horizontal:absolute;mso-position-horizontal-relative:char;mso-position-vertical:absolute;mso-position-vertical-relative:line;mso-width-percent:0;mso-height-percent:0;mso-left-percent:-10001;mso-top-percent:-10001;v-text-anchor:top" filled="f">
             <o:lock v:ext="edit" rotation="t" aspectratio="t" verticies="t" text="t" shapetype="t"/>
             <w10:anchorlock/>
           </v:rect>
@@ -7815,13 +7661,8 @@
         </w:rPr>
       </w:pPr>
       <w:r>
-        <w:rPr>
-          <w:noProof/>
-        </w:rPr>
-      </w:r>
-      <w:r>
-        <w:pict w14:anchorId="22A2ED00">
-          <v:rect id="Horizontal Line 401" o:spid="_x0000_s1056" style="width:451.3pt;height:.1pt;visibility:visible;mso-wrap-style:square;mso-left-percent:-10001;mso-top-percent:-10001;mso-position-horizontal:absolute;mso-position-horizontal-relative:char;mso-position-vertical:absolute;mso-position-vertical-relative:line;mso-left-percent:-10001;mso-top-percent:-10001;v-text-anchor:top" o:gfxdata="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" filled="f">
+        <w:pict w14:anchorId="60B65D5D">
+          <v:rect id="Horizontal Line 401" o:spid="_x0000_s1056" alt="" style="width:451.3pt;height:.1pt;visibility:visible;mso-wrap-style:square;mso-width-percent:0;mso-height-percent:0;mso-left-percent:-10001;mso-top-percent:-10001;mso-position-horizontal:absolute;mso-position-horizontal-relative:char;mso-position-vertical:absolute;mso-position-vertical-relative:line;mso-width-percent:0;mso-height-percent:0;mso-left-percent:-10001;mso-top-percent:-10001;v-text-anchor:top" filled="f">
             <o:lock v:ext="edit" rotation="t" aspectratio="t" verticies="t" text="t" shapetype="t"/>
             <w10:anchorlock/>
           </v:rect>
@@ -8162,13 +8003,8 @@
         </w:rPr>
       </w:pPr>
       <w:r>
-        <w:rPr>
-          <w:noProof/>
-        </w:rPr>
-      </w:r>
-      <w:r>
-        <w:pict w14:anchorId="0829CDBA">
-          <v:rect id="Horizontal Line 402" o:spid="_x0000_s1055" style="width:451.3pt;height:.1pt;visibility:visible;mso-wrap-style:square;mso-left-percent:-10001;mso-top-percent:-10001;mso-position-horizontal:absolute;mso-position-horizontal-relative:char;mso-position-vertical:absolute;mso-position-vertical-relative:line;mso-left-percent:-10001;mso-top-percent:-10001;v-text-anchor:top" o:gfxdata="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" filled="f">
+        <w:pict w14:anchorId="4A39A8F6">
+          <v:rect id="Horizontal Line 402" o:spid="_x0000_s1055" alt="" style="width:451.3pt;height:.1pt;visibility:visible;mso-wrap-style:square;mso-width-percent:0;mso-height-percent:0;mso-left-percent:-10001;mso-top-percent:-10001;mso-position-horizontal:absolute;mso-position-horizontal-relative:char;mso-position-vertical:absolute;mso-position-vertical-relative:line;mso-width-percent:0;mso-height-percent:0;mso-left-percent:-10001;mso-top-percent:-10001;v-text-anchor:top" filled="f">
             <o:lock v:ext="edit" rotation="t" aspectratio="t" verticies="t" text="t" shapetype="t"/>
             <w10:anchorlock/>
           </v:rect>
@@ -8457,13 +8293,8 @@
         </w:rPr>
       </w:pPr>
       <w:r>
-        <w:rPr>
-          <w:noProof/>
-        </w:rPr>
-      </w:r>
-      <w:r>
-        <w:pict w14:anchorId="3CD8E60C">
-          <v:rect id="Horizontal Line 403" o:spid="_x0000_s1054" style="width:451.3pt;height:.1pt;visibility:visible;mso-wrap-style:square;mso-left-percent:-10001;mso-top-percent:-10001;mso-position-horizontal:absolute;mso-position-horizontal-relative:char;mso-position-vertical:absolute;mso-position-vertical-relative:line;mso-left-percent:-10001;mso-top-percent:-10001;v-text-anchor:top" o:gfxdata="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" filled="f">
+        <w:pict w14:anchorId="1EAAE5BE">
+          <v:rect id="Horizontal Line 403" o:spid="_x0000_s1054" alt="" style="width:451.3pt;height:.1pt;visibility:visible;mso-wrap-style:square;mso-width-percent:0;mso-height-percent:0;mso-left-percent:-10001;mso-top-percent:-10001;mso-position-horizontal:absolute;mso-position-horizontal-relative:char;mso-position-vertical:absolute;mso-position-vertical-relative:line;mso-width-percent:0;mso-height-percent:0;mso-left-percent:-10001;mso-top-percent:-10001;v-text-anchor:top" filled="f">
             <o:lock v:ext="edit" rotation="t" aspectratio="t" verticies="t" text="t" shapetype="t"/>
             <w10:anchorlock/>
           </v:rect>
@@ -8768,13 +8599,8 @@
         </w:rPr>
       </w:pPr>
       <w:r>
-        <w:rPr>
-          <w:noProof/>
-        </w:rPr>
-      </w:r>
-      <w:r>
-        <w:pict w14:anchorId="48215D89">
-          <v:rect id="Horizontal Line 404" o:spid="_x0000_s1053" style="width:451.3pt;height:.1pt;visibility:visible;mso-wrap-style:square;mso-left-percent:-10001;mso-top-percent:-10001;mso-position-horizontal:absolute;mso-position-horizontal-relative:char;mso-position-vertical:absolute;mso-position-vertical-relative:line;mso-left-percent:-10001;mso-top-percent:-10001;v-text-anchor:top" o:gfxdata="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" filled="f">
+        <w:pict w14:anchorId="3B16B6A7">
+          <v:rect id="Horizontal Line 404" o:spid="_x0000_s1053" alt="" style="width:451.3pt;height:.1pt;visibility:visible;mso-wrap-style:square;mso-width-percent:0;mso-height-percent:0;mso-left-percent:-10001;mso-top-percent:-10001;mso-position-horizontal:absolute;mso-position-horizontal-relative:char;mso-position-vertical:absolute;mso-position-vertical-relative:line;mso-width-percent:0;mso-height-percent:0;mso-left-percent:-10001;mso-top-percent:-10001;v-text-anchor:top" filled="f">
             <o:lock v:ext="edit" rotation="t" aspectratio="t" verticies="t" text="t" shapetype="t"/>
             <w10:anchorlock/>
           </v:rect>
@@ -9072,13 +8898,8 @@
         </w:rPr>
       </w:pPr>
       <w:r>
-        <w:rPr>
-          <w:noProof/>
-        </w:rPr>
-      </w:r>
-      <w:r>
-        <w:pict w14:anchorId="546959B2">
-          <v:rect id="Horizontal Line 405" o:spid="_x0000_s1052" style="width:451.3pt;height:.1pt;visibility:visible;mso-wrap-style:square;mso-left-percent:-10001;mso-top-percent:-10001;mso-position-horizontal:absolute;mso-position-horizontal-relative:char;mso-position-vertical:absolute;mso-position-vertical-relative:line;mso-left-percent:-10001;mso-top-percent:-10001;v-text-anchor:top" o:gfxdata="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" filled="f">
+        <w:pict w14:anchorId="39229084">
+          <v:rect id="Horizontal Line 405" o:spid="_x0000_s1052" alt="" style="width:451.3pt;height:.1pt;visibility:visible;mso-wrap-style:square;mso-width-percent:0;mso-height-percent:0;mso-left-percent:-10001;mso-top-percent:-10001;mso-position-horizontal:absolute;mso-position-horizontal-relative:char;mso-position-vertical:absolute;mso-position-vertical-relative:line;mso-width-percent:0;mso-height-percent:0;mso-left-percent:-10001;mso-top-percent:-10001;v-text-anchor:top" filled="f">
             <o:lock v:ext="edit" rotation="t" aspectratio="t" verticies="t" text="t" shapetype="t"/>
             <w10:anchorlock/>
           </v:rect>
@@ -9383,13 +9204,8 @@
         </w:rPr>
       </w:pPr>
       <w:r>
-        <w:rPr>
-          <w:noProof/>
-        </w:rPr>
-      </w:r>
-      <w:r>
-        <w:pict w14:anchorId="1ABC31B4">
-          <v:rect id="Horizontal Line 406" o:spid="_x0000_s1051" style="width:451.3pt;height:.1pt;visibility:visible;mso-wrap-style:square;mso-left-percent:-10001;mso-top-percent:-10001;mso-position-horizontal:absolute;mso-position-horizontal-relative:char;mso-position-vertical:absolute;mso-position-vertical-relative:line;mso-left-percent:-10001;mso-top-percent:-10001;v-text-anchor:top" o:gfxdata="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" filled="f">
+        <w:pict w14:anchorId="77B9B855">
+          <v:rect id="Horizontal Line 406" o:spid="_x0000_s1051" alt="" style="width:451.3pt;height:.1pt;visibility:visible;mso-wrap-style:square;mso-width-percent:0;mso-height-percent:0;mso-left-percent:-10001;mso-top-percent:-10001;mso-position-horizontal:absolute;mso-position-horizontal-relative:char;mso-position-vertical:absolute;mso-position-vertical-relative:line;mso-width-percent:0;mso-height-percent:0;mso-left-percent:-10001;mso-top-percent:-10001;v-text-anchor:top" filled="f">
             <o:lock v:ext="edit" rotation="t" aspectratio="t" verticies="t" text="t" shapetype="t"/>
             <w10:anchorlock/>
           </v:rect>
@@ -9669,13 +9485,8 @@
         </w:rPr>
       </w:pPr>
       <w:r>
-        <w:rPr>
-          <w:noProof/>
-        </w:rPr>
-      </w:r>
-      <w:r>
-        <w:pict w14:anchorId="6CA4BF6B">
-          <v:rect id="Horizontal Line 407" o:spid="_x0000_s1050" style="width:451.3pt;height:.1pt;visibility:visible;mso-wrap-style:square;mso-left-percent:-10001;mso-top-percent:-10001;mso-position-horizontal:absolute;mso-position-horizontal-relative:char;mso-position-vertical:absolute;mso-position-vertical-relative:line;mso-left-percent:-10001;mso-top-percent:-10001;v-text-anchor:top" o:gfxdata="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" filled="f">
+        <w:pict w14:anchorId="02569C24">
+          <v:rect id="Horizontal Line 407" o:spid="_x0000_s1050" alt="" style="width:451.3pt;height:.1pt;visibility:visible;mso-wrap-style:square;mso-width-percent:0;mso-height-percent:0;mso-left-percent:-10001;mso-top-percent:-10001;mso-position-horizontal:absolute;mso-position-horizontal-relative:char;mso-position-vertical:absolute;mso-position-vertical-relative:line;mso-width-percent:0;mso-height-percent:0;mso-left-percent:-10001;mso-top-percent:-10001;v-text-anchor:top" filled="f">
             <o:lock v:ext="edit" rotation="t" aspectratio="t" verticies="t" text="t" shapetype="t"/>
             <w10:anchorlock/>
           </v:rect>
@@ -9980,13 +9791,8 @@
         </w:rPr>
       </w:pPr>
       <w:r>
-        <w:rPr>
-          <w:noProof/>
-        </w:rPr>
-      </w:r>
-      <w:r>
-        <w:pict w14:anchorId="0D022AF8">
-          <v:rect id="Horizontal Line 408" o:spid="_x0000_s1049" style="width:451.3pt;height:.1pt;visibility:visible;mso-wrap-style:square;mso-left-percent:-10001;mso-top-percent:-10001;mso-position-horizontal:absolute;mso-position-horizontal-relative:char;mso-position-vertical:absolute;mso-position-vertical-relative:line;mso-left-percent:-10001;mso-top-percent:-10001;v-text-anchor:top" o:gfxdata="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" filled="f">
+        <w:pict w14:anchorId="4034F37B">
+          <v:rect id="Horizontal Line 408" o:spid="_x0000_s1049" alt="" style="width:451.3pt;height:.1pt;visibility:visible;mso-wrap-style:square;mso-width-percent:0;mso-height-percent:0;mso-left-percent:-10001;mso-top-percent:-10001;mso-position-horizontal:absolute;mso-position-horizontal-relative:char;mso-position-vertical:absolute;mso-position-vertical-relative:line;mso-width-percent:0;mso-height-percent:0;mso-left-percent:-10001;mso-top-percent:-10001;v-text-anchor:top" filled="f">
             <o:lock v:ext="edit" rotation="t" aspectratio="t" verticies="t" text="t" shapetype="t"/>
             <w10:anchorlock/>
           </v:rect>
@@ -10266,13 +10072,8 @@
         </w:rPr>
       </w:pPr>
       <w:r>
-        <w:rPr>
-          <w:noProof/>
-        </w:rPr>
-      </w:r>
-      <w:r>
-        <w:pict w14:anchorId="2A1F6518">
-          <v:rect id="Horizontal Line 409" o:spid="_x0000_s1048" style="width:451.3pt;height:.1pt;visibility:visible;mso-wrap-style:square;mso-left-percent:-10001;mso-top-percent:-10001;mso-position-horizontal:absolute;mso-position-horizontal-relative:char;mso-position-vertical:absolute;mso-position-vertical-relative:line;mso-left-percent:-10001;mso-top-percent:-10001;v-text-anchor:top" o:gfxdata="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" filled="f">
+        <w:pict w14:anchorId="29FFC7C8">
+          <v:rect id="Horizontal Line 409" o:spid="_x0000_s1048" alt="" style="width:451.3pt;height:.1pt;visibility:visible;mso-wrap-style:square;mso-width-percent:0;mso-height-percent:0;mso-left-percent:-10001;mso-top-percent:-10001;mso-position-horizontal:absolute;mso-position-horizontal-relative:char;mso-position-vertical:absolute;mso-position-vertical-relative:line;mso-width-percent:0;mso-height-percent:0;mso-left-percent:-10001;mso-top-percent:-10001;v-text-anchor:top" filled="f">
             <o:lock v:ext="edit" rotation="t" aspectratio="t" verticies="t" text="t" shapetype="t"/>
             <w10:anchorlock/>
           </v:rect>
@@ -10595,13 +10396,8 @@
         </w:rPr>
       </w:pPr>
       <w:r>
-        <w:rPr>
-          <w:noProof/>
-        </w:rPr>
-      </w:r>
-      <w:r>
-        <w:pict w14:anchorId="7ADB664D">
-          <v:rect id="Horizontal Line 410" o:spid="_x0000_s1047" style="width:451.3pt;height:.1pt;visibility:visible;mso-wrap-style:square;mso-left-percent:-10001;mso-top-percent:-10001;mso-position-horizontal:absolute;mso-position-horizontal-relative:char;mso-position-vertical:absolute;mso-position-vertical-relative:line;mso-left-percent:-10001;mso-top-percent:-10001;v-text-anchor:top" o:gfxdata="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" filled="f">
+        <w:pict w14:anchorId="6A1C0AAE">
+          <v:rect id="Horizontal Line 410" o:spid="_x0000_s1047" alt="" style="width:451.3pt;height:.1pt;visibility:visible;mso-wrap-style:square;mso-width-percent:0;mso-height-percent:0;mso-left-percent:-10001;mso-top-percent:-10001;mso-position-horizontal:absolute;mso-position-horizontal-relative:char;mso-position-vertical:absolute;mso-position-vertical-relative:line;mso-width-percent:0;mso-height-percent:0;mso-left-percent:-10001;mso-top-percent:-10001;v-text-anchor:top" filled="f">
             <o:lock v:ext="edit" rotation="t" aspectratio="t" verticies="t" text="t" shapetype="t"/>
             <w10:anchorlock/>
           </v:rect>
@@ -10889,13 +10685,8 @@
         </w:rPr>
       </w:pPr>
       <w:r>
-        <w:rPr>
-          <w:noProof/>
-        </w:rPr>
-      </w:r>
-      <w:r>
-        <w:pict w14:anchorId="7D0F3634">
-          <v:rect id="Horizontal Line 411" o:spid="_x0000_s1046" style="width:451.3pt;height:.1pt;visibility:visible;mso-wrap-style:square;mso-left-percent:-10001;mso-top-percent:-10001;mso-position-horizontal:absolute;mso-position-horizontal-relative:char;mso-position-vertical:absolute;mso-position-vertical-relative:line;mso-left-percent:-10001;mso-top-percent:-10001;v-text-anchor:top" o:gfxdata="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" filled="f">
+        <w:pict w14:anchorId="7B3E3E5F">
+          <v:rect id="Horizontal Line 411" o:spid="_x0000_s1046" alt="" style="width:451.3pt;height:.1pt;visibility:visible;mso-wrap-style:square;mso-width-percent:0;mso-height-percent:0;mso-left-percent:-10001;mso-top-percent:-10001;mso-position-horizontal:absolute;mso-position-horizontal-relative:char;mso-position-vertical:absolute;mso-position-vertical-relative:line;mso-width-percent:0;mso-height-percent:0;mso-left-percent:-10001;mso-top-percent:-10001;v-text-anchor:top" filled="f">
             <o:lock v:ext="edit" rotation="t" aspectratio="t" verticies="t" text="t" shapetype="t"/>
             <w10:anchorlock/>
           </v:rect>
@@ -11182,13 +10973,8 @@
         </w:rPr>
       </w:pPr>
       <w:r>
-        <w:rPr>
-          <w:noProof/>
-        </w:rPr>
-      </w:r>
-      <w:r>
-        <w:pict w14:anchorId="41ABB9ED">
-          <v:rect id="Horizontal Line 412" o:spid="_x0000_s1045" style="width:451.3pt;height:.1pt;visibility:visible;mso-wrap-style:square;mso-left-percent:-10001;mso-top-percent:-10001;mso-position-horizontal:absolute;mso-position-horizontal-relative:char;mso-position-vertical:absolute;mso-position-vertical-relative:line;mso-left-percent:-10001;mso-top-percent:-10001;v-text-anchor:top" o:gfxdata="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" filled="f">
+        <w:pict w14:anchorId="476B6360">
+          <v:rect id="Horizontal Line 412" o:spid="_x0000_s1045" alt="" style="width:451.3pt;height:.1pt;visibility:visible;mso-wrap-style:square;mso-width-percent:0;mso-height-percent:0;mso-left-percent:-10001;mso-top-percent:-10001;mso-position-horizontal:absolute;mso-position-horizontal-relative:char;mso-position-vertical:absolute;mso-position-vertical-relative:line;mso-width-percent:0;mso-height-percent:0;mso-left-percent:-10001;mso-top-percent:-10001;v-text-anchor:top" filled="f">
             <o:lock v:ext="edit" rotation="t" aspectratio="t" verticies="t" text="t" shapetype="t"/>
             <w10:anchorlock/>
           </v:rect>
@@ -11476,13 +11262,8 @@
         </w:rPr>
       </w:pPr>
       <w:r>
-        <w:rPr>
-          <w:noProof/>
-        </w:rPr>
-      </w:r>
-      <w:r>
-        <w:pict w14:anchorId="797CC7AB">
-          <v:rect id="Horizontal Line 413" o:spid="_x0000_s1044" style="width:451.3pt;height:.1pt;visibility:visible;mso-wrap-style:square;mso-left-percent:-10001;mso-top-percent:-10001;mso-position-horizontal:absolute;mso-position-horizontal-relative:char;mso-position-vertical:absolute;mso-position-vertical-relative:line;mso-left-percent:-10001;mso-top-percent:-10001;v-text-anchor:top" o:gfxdata="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" filled="f">
+        <w:pict w14:anchorId="79FC0D4B">
+          <v:rect id="Horizontal Line 413" o:spid="_x0000_s1044" alt="" style="width:451.3pt;height:.1pt;visibility:visible;mso-wrap-style:square;mso-width-percent:0;mso-height-percent:0;mso-left-percent:-10001;mso-top-percent:-10001;mso-position-horizontal:absolute;mso-position-horizontal-relative:char;mso-position-vertical:absolute;mso-position-vertical-relative:line;mso-width-percent:0;mso-height-percent:0;mso-left-percent:-10001;mso-top-percent:-10001;v-text-anchor:top" filled="f">
             <o:lock v:ext="edit" rotation="t" aspectratio="t" verticies="t" text="t" shapetype="t"/>
             <w10:anchorlock/>
           </v:rect>
@@ -11805,13 +11586,8 @@
         </w:rPr>
       </w:pPr>
       <w:r>
-        <w:rPr>
-          <w:noProof/>
-        </w:rPr>
-      </w:r>
-      <w:r>
-        <w:pict w14:anchorId="27F3C47E">
-          <v:rect id="Horizontal Line 414" o:spid="_x0000_s1043" style="width:451.3pt;height:.1pt;visibility:visible;mso-wrap-style:square;mso-left-percent:-10001;mso-top-percent:-10001;mso-position-horizontal:absolute;mso-position-horizontal-relative:char;mso-position-vertical:absolute;mso-position-vertical-relative:line;mso-left-percent:-10001;mso-top-percent:-10001;v-text-anchor:top" o:gfxdata="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" filled="f">
+        <w:pict w14:anchorId="60A9B36C">
+          <v:rect id="Horizontal Line 414" o:spid="_x0000_s1043" alt="" style="width:451.3pt;height:.1pt;visibility:visible;mso-wrap-style:square;mso-width-percent:0;mso-height-percent:0;mso-left-percent:-10001;mso-top-percent:-10001;mso-position-horizontal:absolute;mso-position-horizontal-relative:char;mso-position-vertical:absolute;mso-position-vertical-relative:line;mso-width-percent:0;mso-height-percent:0;mso-left-percent:-10001;mso-top-percent:-10001;v-text-anchor:top" filled="f">
             <o:lock v:ext="edit" rotation="t" aspectratio="t" verticies="t" text="t" shapetype="t"/>
             <w10:anchorlock/>
           </v:rect>
@@ -12135,13 +11911,8 @@
         </w:rPr>
       </w:pPr>
       <w:r>
-        <w:rPr>
-          <w:noProof/>
-        </w:rPr>
-      </w:r>
-      <w:r>
-        <w:pict w14:anchorId="17C5A967">
-          <v:rect id="Horizontal Line 415" o:spid="_x0000_s1042" style="width:451.3pt;height:.1pt;visibility:visible;mso-wrap-style:square;mso-left-percent:-10001;mso-top-percent:-10001;mso-position-horizontal:absolute;mso-position-horizontal-relative:char;mso-position-vertical:absolute;mso-position-vertical-relative:line;mso-left-percent:-10001;mso-top-percent:-10001;v-text-anchor:top" o:gfxdata="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" filled="f">
+        <w:pict w14:anchorId="237B2506">
+          <v:rect id="Horizontal Line 415" o:spid="_x0000_s1042" alt="" style="width:451.3pt;height:.1pt;visibility:visible;mso-wrap-style:square;mso-width-percent:0;mso-height-percent:0;mso-left-percent:-10001;mso-top-percent:-10001;mso-position-horizontal:absolute;mso-position-horizontal-relative:char;mso-position-vertical:absolute;mso-position-vertical-relative:line;mso-width-percent:0;mso-height-percent:0;mso-left-percent:-10001;mso-top-percent:-10001;v-text-anchor:top" filled="f">
             <o:lock v:ext="edit" rotation="t" aspectratio="t" verticies="t" text="t" shapetype="t"/>
             <w10:anchorlock/>
           </v:rect>
@@ -12438,13 +12209,8 @@
         </w:rPr>
       </w:pPr>
       <w:r>
-        <w:rPr>
-          <w:noProof/>
-        </w:rPr>
-      </w:r>
-      <w:r>
-        <w:pict w14:anchorId="55C54256">
-          <v:rect id="Horizontal Line 416" o:spid="_x0000_s1041" style="width:451.3pt;height:.1pt;visibility:visible;mso-wrap-style:square;mso-left-percent:-10001;mso-top-percent:-10001;mso-position-horizontal:absolute;mso-position-horizontal-relative:char;mso-position-vertical:absolute;mso-position-vertical-relative:line;mso-left-percent:-10001;mso-top-percent:-10001;v-text-anchor:top" o:gfxdata="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" filled="f">
+        <w:pict w14:anchorId="4FCD0B49">
+          <v:rect id="Horizontal Line 416" o:spid="_x0000_s1041" alt="" style="width:451.3pt;height:.1pt;visibility:visible;mso-wrap-style:square;mso-width-percent:0;mso-height-percent:0;mso-left-percent:-10001;mso-top-percent:-10001;mso-position-horizontal:absolute;mso-position-horizontal-relative:char;mso-position-vertical:absolute;mso-position-vertical-relative:line;mso-width-percent:0;mso-height-percent:0;mso-left-percent:-10001;mso-top-percent:-10001;v-text-anchor:top" filled="f">
             <o:lock v:ext="edit" rotation="t" aspectratio="t" verticies="t" text="t" shapetype="t"/>
             <w10:anchorlock/>
           </v:rect>
@@ -12749,13 +12515,8 @@
         </w:rPr>
       </w:pPr>
       <w:r>
-        <w:rPr>
-          <w:noProof/>
-        </w:rPr>
-      </w:r>
-      <w:r>
-        <w:pict w14:anchorId="2544C8DC">
-          <v:rect id="Horizontal Line 417" o:spid="_x0000_s1040" style="width:451.3pt;height:.1pt;visibility:visible;mso-wrap-style:square;mso-left-percent:-10001;mso-top-percent:-10001;mso-position-horizontal:absolute;mso-position-horizontal-relative:char;mso-position-vertical:absolute;mso-position-vertical-relative:line;mso-left-percent:-10001;mso-top-percent:-10001;v-text-anchor:top" o:gfxdata="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" filled="f">
+        <w:pict w14:anchorId="3B8E2073">
+          <v:rect id="Horizontal Line 417" o:spid="_x0000_s1040" alt="" style="width:451.3pt;height:.1pt;visibility:visible;mso-wrap-style:square;mso-width-percent:0;mso-height-percent:0;mso-left-percent:-10001;mso-top-percent:-10001;mso-position-horizontal:absolute;mso-position-horizontal-relative:char;mso-position-vertical:absolute;mso-position-vertical-relative:line;mso-width-percent:0;mso-height-percent:0;mso-left-percent:-10001;mso-top-percent:-10001;v-text-anchor:top" filled="f">
             <o:lock v:ext="edit" rotation="t" aspectratio="t" verticies="t" text="t" shapetype="t"/>
             <w10:anchorlock/>
           </v:rect>
@@ -13043,13 +12804,8 @@
         </w:rPr>
       </w:pPr>
       <w:r>
-        <w:rPr>
-          <w:noProof/>
-        </w:rPr>
-      </w:r>
-      <w:r>
-        <w:pict w14:anchorId="04FA589A">
-          <v:rect id="Horizontal Line 418" o:spid="_x0000_s1039" style="width:451.3pt;height:.1pt;visibility:visible;mso-wrap-style:square;mso-left-percent:-10001;mso-top-percent:-10001;mso-position-horizontal:absolute;mso-position-horizontal-relative:char;mso-position-vertical:absolute;mso-position-vertical-relative:line;mso-left-percent:-10001;mso-top-percent:-10001;v-text-anchor:top" o:gfxdata="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" filled="f">
+        <w:pict w14:anchorId="7FA24471">
+          <v:rect id="Horizontal Line 418" o:spid="_x0000_s1039" alt="" style="width:451.3pt;height:.1pt;visibility:visible;mso-wrap-style:square;mso-width-percent:0;mso-height-percent:0;mso-left-percent:-10001;mso-top-percent:-10001;mso-position-horizontal:absolute;mso-position-horizontal-relative:char;mso-position-vertical:absolute;mso-position-vertical-relative:line;mso-width-percent:0;mso-height-percent:0;mso-left-percent:-10001;mso-top-percent:-10001;v-text-anchor:top" filled="f">
             <o:lock v:ext="edit" rotation="t" aspectratio="t" verticies="t" text="t" shapetype="t"/>
             <w10:anchorlock/>
           </v:rect>
@@ -13355,13 +13111,8 @@
         </w:rPr>
       </w:pPr>
       <w:r>
-        <w:rPr>
-          <w:noProof/>
-        </w:rPr>
-      </w:r>
-      <w:r>
-        <w:pict w14:anchorId="3E7D1F61">
-          <v:rect id="Horizontal Line 419" o:spid="_x0000_s1038" style="width:451.3pt;height:.1pt;visibility:visible;mso-wrap-style:square;mso-left-percent:-10001;mso-top-percent:-10001;mso-position-horizontal:absolute;mso-position-horizontal-relative:char;mso-position-vertical:absolute;mso-position-vertical-relative:line;mso-left-percent:-10001;mso-top-percent:-10001;v-text-anchor:top" o:gfxdata="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" filled="f">
+        <w:pict w14:anchorId="442B37B8">
+          <v:rect id="Horizontal Line 419" o:spid="_x0000_s1038" alt="" style="width:451.3pt;height:.1pt;visibility:visible;mso-wrap-style:square;mso-width-percent:0;mso-height-percent:0;mso-left-percent:-10001;mso-top-percent:-10001;mso-position-horizontal:absolute;mso-position-horizontal-relative:char;mso-position-vertical:absolute;mso-position-vertical-relative:line;mso-width-percent:0;mso-height-percent:0;mso-left-percent:-10001;mso-top-percent:-10001;v-text-anchor:top" filled="f">
             <o:lock v:ext="edit" rotation="t" aspectratio="t" verticies="t" text="t" shapetype="t"/>
             <w10:anchorlock/>
           </v:rect>
@@ -13667,13 +13418,8 @@
         </w:rPr>
       </w:pPr>
       <w:r>
-        <w:rPr>
-          <w:noProof/>
-        </w:rPr>
-      </w:r>
-      <w:r>
-        <w:pict w14:anchorId="01BA499E">
-          <v:rect id="Horizontal Line 420" o:spid="_x0000_s1037" style="width:451.3pt;height:.1pt;visibility:visible;mso-wrap-style:square;mso-left-percent:-10001;mso-top-percent:-10001;mso-position-horizontal:absolute;mso-position-horizontal-relative:char;mso-position-vertical:absolute;mso-position-vertical-relative:line;mso-left-percent:-10001;mso-top-percent:-10001;v-text-anchor:top" o:gfxdata="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" filled="f">
+        <w:pict w14:anchorId="75B60ECB">
+          <v:rect id="Horizontal Line 420" o:spid="_x0000_s1037" alt="" style="width:451.3pt;height:.1pt;visibility:visible;mso-wrap-style:square;mso-width-percent:0;mso-height-percent:0;mso-left-percent:-10001;mso-top-percent:-10001;mso-position-horizontal:absolute;mso-position-horizontal-relative:char;mso-position-vertical:absolute;mso-position-vertical-relative:line;mso-width-percent:0;mso-height-percent:0;mso-left-percent:-10001;mso-top-percent:-10001;v-text-anchor:top" filled="f">
             <o:lock v:ext="edit" rotation="t" aspectratio="t" verticies="t" text="t" shapetype="t"/>
             <w10:anchorlock/>
           </v:rect>
@@ -13952,13 +13698,8 @@
         </w:rPr>
       </w:pPr>
       <w:r>
-        <w:rPr>
-          <w:noProof/>
-        </w:rPr>
-      </w:r>
-      <w:r>
-        <w:pict w14:anchorId="570E6D2E">
-          <v:rect id="Horizontal Line 421" o:spid="_x0000_s1036" style="width:451.3pt;height:.1pt;visibility:visible;mso-wrap-style:square;mso-left-percent:-10001;mso-top-percent:-10001;mso-position-horizontal:absolute;mso-position-horizontal-relative:char;mso-position-vertical:absolute;mso-position-vertical-relative:line;mso-left-percent:-10001;mso-top-percent:-10001;v-text-anchor:top" o:gfxdata="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" filled="f">
+        <w:pict w14:anchorId="05C6AA80">
+          <v:rect id="Horizontal Line 421" o:spid="_x0000_s1036" alt="" style="width:451.3pt;height:.1pt;visibility:visible;mso-wrap-style:square;mso-width-percent:0;mso-height-percent:0;mso-left-percent:-10001;mso-top-percent:-10001;mso-position-horizontal:absolute;mso-position-horizontal-relative:char;mso-position-vertical:absolute;mso-position-vertical-relative:line;mso-width-percent:0;mso-height-percent:0;mso-left-percent:-10001;mso-top-percent:-10001;v-text-anchor:top" filled="f">
             <o:lock v:ext="edit" rotation="t" aspectratio="t" verticies="t" text="t" shapetype="t"/>
             <w10:anchorlock/>
           </v:rect>
@@ -14246,13 +13987,8 @@
         </w:rPr>
       </w:pPr>
       <w:r>
-        <w:rPr>
-          <w:noProof/>
-        </w:rPr>
-      </w:r>
-      <w:r>
-        <w:pict w14:anchorId="5F1EBEA8">
-          <v:rect id="Horizontal Line 422" o:spid="_x0000_s1035" style="width:451.3pt;height:.1pt;visibility:visible;mso-wrap-style:square;mso-left-percent:-10001;mso-top-percent:-10001;mso-position-horizontal:absolute;mso-position-horizontal-relative:char;mso-position-vertical:absolute;mso-position-vertical-relative:line;mso-left-percent:-10001;mso-top-percent:-10001;v-text-anchor:top" o:gfxdata="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" filled="f">
+        <w:pict w14:anchorId="481527EB">
+          <v:rect id="Horizontal Line 422" o:spid="_x0000_s1035" alt="" style="width:451.3pt;height:.1pt;visibility:visible;mso-wrap-style:square;mso-width-percent:0;mso-height-percent:0;mso-left-percent:-10001;mso-top-percent:-10001;mso-position-horizontal:absolute;mso-position-horizontal-relative:char;mso-position-vertical:absolute;mso-position-vertical-relative:line;mso-width-percent:0;mso-height-percent:0;mso-left-percent:-10001;mso-top-percent:-10001;v-text-anchor:top" filled="f">
             <o:lock v:ext="edit" rotation="t" aspectratio="t" verticies="t" text="t" shapetype="t"/>
             <w10:anchorlock/>
           </v:rect>
@@ -14531,13 +14267,8 @@
         </w:rPr>
       </w:pPr>
       <w:r>
-        <w:rPr>
-          <w:noProof/>
-        </w:rPr>
-      </w:r>
-      <w:r>
-        <w:pict w14:anchorId="636EB6BE">
-          <v:rect id="Horizontal Line 423" o:spid="_x0000_s1034" style="width:451.3pt;height:.1pt;visibility:visible;mso-wrap-style:square;mso-left-percent:-10001;mso-top-percent:-10001;mso-position-horizontal:absolute;mso-position-horizontal-relative:char;mso-position-vertical:absolute;mso-position-vertical-relative:line;mso-left-percent:-10001;mso-top-percent:-10001;v-text-anchor:top" o:gfxdata="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" filled="f">
+        <w:pict w14:anchorId="4A638BED">
+          <v:rect id="Horizontal Line 423" o:spid="_x0000_s1034" alt="" style="width:451.3pt;height:.1pt;visibility:visible;mso-wrap-style:square;mso-width-percent:0;mso-height-percent:0;mso-left-percent:-10001;mso-top-percent:-10001;mso-position-horizontal:absolute;mso-position-horizontal-relative:char;mso-position-vertical:absolute;mso-position-vertical-relative:line;mso-width-percent:0;mso-height-percent:0;mso-left-percent:-10001;mso-top-percent:-10001;v-text-anchor:top" filled="f">
             <o:lock v:ext="edit" rotation="t" aspectratio="t" verticies="t" text="t" shapetype="t"/>
             <w10:anchorlock/>
           </v:rect>
@@ -14860,13 +14591,8 @@
         </w:rPr>
       </w:pPr>
       <w:r>
-        <w:rPr>
-          <w:noProof/>
-        </w:rPr>
-      </w:r>
-      <w:r>
-        <w:pict w14:anchorId="1C6947DC">
-          <v:rect id="Horizontal Line 424" o:spid="_x0000_s1033" style="width:451.3pt;height:.1pt;visibility:visible;mso-wrap-style:square;mso-left-percent:-10001;mso-top-percent:-10001;mso-position-horizontal:absolute;mso-position-horizontal-relative:char;mso-position-vertical:absolute;mso-position-vertical-relative:line;mso-left-percent:-10001;mso-top-percent:-10001;v-text-anchor:top" o:gfxdata="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" filled="f">
+        <w:pict w14:anchorId="4C23EEC0">
+          <v:rect id="Horizontal Line 424" o:spid="_x0000_s1033" alt="" style="width:451.3pt;height:.1pt;visibility:visible;mso-wrap-style:square;mso-width-percent:0;mso-height-percent:0;mso-left-percent:-10001;mso-top-percent:-10001;mso-position-horizontal:absolute;mso-position-horizontal-relative:char;mso-position-vertical:absolute;mso-position-vertical-relative:line;mso-width-percent:0;mso-height-percent:0;mso-left-percent:-10001;mso-top-percent:-10001;v-text-anchor:top" filled="f">
             <o:lock v:ext="edit" rotation="t" aspectratio="t" verticies="t" text="t" shapetype="t"/>
             <w10:anchorlock/>
           </v:rect>
@@ -15154,13 +14880,8 @@
         </w:rPr>
       </w:pPr>
       <w:r>
-        <w:rPr>
-          <w:noProof/>
-        </w:rPr>
-      </w:r>
-      <w:r>
-        <w:pict w14:anchorId="680B77DA">
-          <v:rect id="Horizontal Line 425" o:spid="_x0000_s1032" style="width:451.3pt;height:.1pt;visibility:visible;mso-wrap-style:square;mso-left-percent:-10001;mso-top-percent:-10001;mso-position-horizontal:absolute;mso-position-horizontal-relative:char;mso-position-vertical:absolute;mso-position-vertical-relative:line;mso-left-percent:-10001;mso-top-percent:-10001;v-text-anchor:top" o:gfxdata="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" filled="f">
+        <w:pict w14:anchorId="554EB461">
+          <v:rect id="Horizontal Line 425" o:spid="_x0000_s1032" alt="" style="width:451.3pt;height:.1pt;visibility:visible;mso-wrap-style:square;mso-width-percent:0;mso-height-percent:0;mso-left-percent:-10001;mso-top-percent:-10001;mso-position-horizontal:absolute;mso-position-horizontal-relative:char;mso-position-vertical:absolute;mso-position-vertical-relative:line;mso-width-percent:0;mso-height-percent:0;mso-left-percent:-10001;mso-top-percent:-10001;v-text-anchor:top" filled="f">
             <o:lock v:ext="edit" rotation="t" aspectratio="t" verticies="t" text="t" shapetype="t"/>
             <w10:anchorlock/>
           </v:rect>
@@ -15447,13 +15168,8 @@
         </w:rPr>
       </w:pPr>
       <w:r>
-        <w:rPr>
-          <w:noProof/>
-        </w:rPr>
-      </w:r>
-      <w:r>
-        <w:pict w14:anchorId="39937362">
-          <v:rect id="Horizontal Line 426" o:spid="_x0000_s1031" style="width:451.3pt;height:.1pt;visibility:visible;mso-wrap-style:square;mso-left-percent:-10001;mso-top-percent:-10001;mso-position-horizontal:absolute;mso-position-horizontal-relative:char;mso-position-vertical:absolute;mso-position-vertical-relative:line;mso-left-percent:-10001;mso-top-percent:-10001;v-text-anchor:top" o:gfxdata="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" filled="f">
+        <w:pict w14:anchorId="585C0CAE">
+          <v:rect id="Horizontal Line 426" o:spid="_x0000_s1031" alt="" style="width:451.3pt;height:.1pt;visibility:visible;mso-wrap-style:square;mso-width-percent:0;mso-height-percent:0;mso-left-percent:-10001;mso-top-percent:-10001;mso-position-horizontal:absolute;mso-position-horizontal-relative:char;mso-position-vertical:absolute;mso-position-vertical-relative:line;mso-width-percent:0;mso-height-percent:0;mso-left-percent:-10001;mso-top-percent:-10001;v-text-anchor:top" filled="f">
             <o:lock v:ext="edit" rotation="t" aspectratio="t" verticies="t" text="t" shapetype="t"/>
             <w10:anchorlock/>
           </v:rect>
@@ -15733,13 +15449,8 @@
         </w:rPr>
       </w:pPr>
       <w:r>
-        <w:rPr>
-          <w:noProof/>
-        </w:rPr>
-      </w:r>
-      <w:r>
-        <w:pict w14:anchorId="154D64A3">
-          <v:rect id="Horizontal Line 427" o:spid="_x0000_s1030" style="width:451.3pt;height:.1pt;visibility:visible;mso-wrap-style:square;mso-left-percent:-10001;mso-top-percent:-10001;mso-position-horizontal:absolute;mso-position-horizontal-relative:char;mso-position-vertical:absolute;mso-position-vertical-relative:line;mso-left-percent:-10001;mso-top-percent:-10001;v-text-anchor:top" o:gfxdata="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" filled="f">
+        <w:pict w14:anchorId="7383D12D">
+          <v:rect id="Horizontal Line 427" o:spid="_x0000_s1030" alt="" style="width:451.3pt;height:.1pt;visibility:visible;mso-wrap-style:square;mso-width-percent:0;mso-height-percent:0;mso-left-percent:-10001;mso-top-percent:-10001;mso-position-horizontal:absolute;mso-position-horizontal-relative:char;mso-position-vertical:absolute;mso-position-vertical-relative:line;mso-width-percent:0;mso-height-percent:0;mso-left-percent:-10001;mso-top-percent:-10001;v-text-anchor:top" filled="f">
             <o:lock v:ext="edit" rotation="t" aspectratio="t" verticies="t" text="t" shapetype="t"/>
             <w10:anchorlock/>
           </v:rect>
@@ -16018,13 +15729,8 @@
         </w:rPr>
       </w:pPr>
       <w:r>
-        <w:rPr>
-          <w:noProof/>
-        </w:rPr>
-      </w:r>
-      <w:r>
-        <w:pict w14:anchorId="00116EDF">
-          <v:rect id="Horizontal Line 428" o:spid="_x0000_s1029" style="width:451.3pt;height:.1pt;visibility:visible;mso-wrap-style:square;mso-left-percent:-10001;mso-top-percent:-10001;mso-position-horizontal:absolute;mso-position-horizontal-relative:char;mso-position-vertical:absolute;mso-position-vertical-relative:line;mso-left-percent:-10001;mso-top-percent:-10001;v-text-anchor:top" o:gfxdata="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" filled="f">
+        <w:pict w14:anchorId="5B278539">
+          <v:rect id="Horizontal Line 428" o:spid="_x0000_s1029" alt="" style="width:451.3pt;height:.1pt;visibility:visible;mso-wrap-style:square;mso-width-percent:0;mso-height-percent:0;mso-left-percent:-10001;mso-top-percent:-10001;mso-position-horizontal:absolute;mso-position-horizontal-relative:char;mso-position-vertical:absolute;mso-position-vertical-relative:line;mso-width-percent:0;mso-height-percent:0;mso-left-percent:-10001;mso-top-percent:-10001;v-text-anchor:top" filled="f">
             <o:lock v:ext="edit" rotation="t" aspectratio="t" verticies="t" text="t" shapetype="t"/>
             <w10:anchorlock/>
           </v:rect>
@@ -16322,13 +16028,8 @@
         </w:rPr>
       </w:pPr>
       <w:r>
-        <w:rPr>
-          <w:noProof/>
-        </w:rPr>
-      </w:r>
-      <w:r>
-        <w:pict w14:anchorId="3F8790A4">
-          <v:rect id="Horizontal Line 429" o:spid="_x0000_s1028" style="width:451.3pt;height:.1pt;visibility:visible;mso-wrap-style:square;mso-left-percent:-10001;mso-top-percent:-10001;mso-position-horizontal:absolute;mso-position-horizontal-relative:char;mso-position-vertical:absolute;mso-position-vertical-relative:line;mso-left-percent:-10001;mso-top-percent:-10001;v-text-anchor:top" o:gfxdata="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" filled="f">
+        <w:pict w14:anchorId="231255F8">
+          <v:rect id="Horizontal Line 429" o:spid="_x0000_s1028" alt="" style="width:451.3pt;height:.1pt;visibility:visible;mso-wrap-style:square;mso-width-percent:0;mso-height-percent:0;mso-left-percent:-10001;mso-top-percent:-10001;mso-position-horizontal:absolute;mso-position-horizontal-relative:char;mso-position-vertical:absolute;mso-position-vertical-relative:line;mso-width-percent:0;mso-height-percent:0;mso-left-percent:-10001;mso-top-percent:-10001;v-text-anchor:top" filled="f">
             <o:lock v:ext="edit" rotation="t" aspectratio="t" verticies="t" text="t" shapetype="t"/>
             <w10:anchorlock/>
           </v:rect>
@@ -16625,13 +16326,8 @@
         </w:rPr>
       </w:pPr>
       <w:r>
-        <w:rPr>
-          <w:noProof/>
-        </w:rPr>
-      </w:r>
-      <w:r>
-        <w:pict w14:anchorId="3F14A22B">
-          <v:rect id="Horizontal Line 430" o:spid="_x0000_s1027" style="width:451.3pt;height:.1pt;visibility:visible;mso-wrap-style:square;mso-left-percent:-10001;mso-top-percent:-10001;mso-position-horizontal:absolute;mso-position-horizontal-relative:char;mso-position-vertical:absolute;mso-position-vertical-relative:line;mso-left-percent:-10001;mso-top-percent:-10001;v-text-anchor:top" o:gfxdata="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" filled="f">
+        <w:pict w14:anchorId="17FEFAEF">
+          <v:rect id="Horizontal Line 430" o:spid="_x0000_s1027" alt="" style="width:451.3pt;height:.1pt;visibility:visible;mso-wrap-style:square;mso-width-percent:0;mso-height-percent:0;mso-left-percent:-10001;mso-top-percent:-10001;mso-position-horizontal:absolute;mso-position-horizontal-relative:char;mso-position-vertical:absolute;mso-position-vertical-relative:line;mso-width-percent:0;mso-height-percent:0;mso-left-percent:-10001;mso-top-percent:-10001;v-text-anchor:top" filled="f">
             <o:lock v:ext="edit" rotation="t" aspectratio="t" verticies="t" text="t" shapetype="t"/>
             <w10:anchorlock/>
           </v:rect>
@@ -16919,13 +16615,8 @@
         </w:rPr>
       </w:pPr>
       <w:r>
-        <w:rPr>
-          <w:noProof/>
-        </w:rPr>
-      </w:r>
-      <w:r>
-        <w:pict w14:anchorId="450C3655">
-          <v:rect id="Horizontal Line 431" o:spid="_x0000_s1026" style="width:451.3pt;height:.1pt;visibility:visible;mso-wrap-style:square;mso-left-percent:-10001;mso-top-percent:-10001;mso-position-horizontal:absolute;mso-position-horizontal-relative:char;mso-position-vertical:absolute;mso-position-vertical-relative:line;mso-left-percent:-10001;mso-top-percent:-10001;v-text-anchor:top" o:gfxdata="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" filled="f">
+        <w:pict w14:anchorId="569078E9">
+          <v:rect id="Horizontal Line 431" o:spid="_x0000_s1026" alt="" style="width:451.3pt;height:.1pt;visibility:visible;mso-wrap-style:square;mso-width-percent:0;mso-height-percent:0;mso-left-percent:-10001;mso-top-percent:-10001;mso-position-horizontal:absolute;mso-position-horizontal-relative:char;mso-position-vertical:absolute;mso-position-vertical-relative:line;mso-width-percent:0;mso-height-percent:0;mso-left-percent:-10001;mso-top-percent:-10001;v-text-anchor:top" filled="f">
             <o:lock v:ext="edit" rotation="t" aspectratio="t" verticies="t" text="t" shapetype="t"/>
             <w10:anchorlock/>
           </v:rect>
